--- a/docs/diploma/ВКР_Сухацкий_2026.docx
+++ b/docs/diploma/ВКР_Сухацкий_2026.docx
@@ -1715,13 +1715,1072 @@
       </w:r>
     </w:p>
     <w:p>
-      <w:pPr/>
+      <w:pPr>
+        <w:pStyle w:val="FirstParagraph"/>
+      </w:pPr>
+      <w:r>
+        <w:t xml:space="preserve">Первая стадия дообучения реализует алгоритм Group Sequence Policy Optimization (GSPO) — расширение Group Relative Policy Optimization (GRPO) с переносом importance sampling на уровень последовательности. Для каждого учебного запроса генерируется группа из</w:t>
+      </w:r>
+      <w:r>
+        <w:t xml:space="preserve"> </w:t>
+      </w:r>
+      <m:oMath>
+        <m:r>
+          <m:t>G</m:t>
+        </m:r>
+      </m:oMath>
+      <w:r>
+        <w:t xml:space="preserve"> </w:t>
+      </w:r>
+      <w:r>
+        <w:t xml:space="preserve">траекторий, после чего вычисляется преимущество (advantage) как нормированное отклонение награды от среднего по группе:</w:t>
+      </w:r>
+    </w:p>
+    <w:p>
+      <w:pPr>
+        <w:pStyle w:val="a7"/>
+      </w:pPr>
+      <m:oMathPara>
+        <m:oMathParaPr>
+          <m:jc m:val="center"/>
+        </m:oMathParaPr>
+        <m:oMath>
+          <m:sSub>
+            <m:e>
+              <m:acc>
+                <m:accPr>
+                  <m:chr m:val="̂"/>
+                </m:accPr>
+                <m:e>
+                  <m:r>
+                    <m:t>A</m:t>
+                  </m:r>
+                </m:e>
+              </m:acc>
+            </m:e>
+            <m:sub>
+              <m:r>
+                <m:t>i</m:t>
+              </m:r>
+            </m:sub>
+          </m:sSub>
+          <m:r>
+            <m:rPr>
+              <m:sty m:val="p"/>
+            </m:rPr>
+            <m:t>=</m:t>
+          </m:r>
+          <m:f>
+            <m:fPr>
+              <m:type m:val="bar"/>
+            </m:fPr>
+            <m:num>
+              <m:sSub>
+                <m:e>
+                  <m:r>
+                    <m:t>r</m:t>
+                  </m:r>
+                </m:e>
+                <m:sub>
+                  <m:r>
+                    <m:t>i</m:t>
+                  </m:r>
+                </m:sub>
+              </m:sSub>
+              <m:r>
+                <m:rPr>
+                  <m:sty m:val="p"/>
+                </m:rPr>
+                <m:t>−</m:t>
+              </m:r>
+              <m:r>
+                <m:rPr>
+                  <m:sty m:val="p"/>
+                </m:rPr>
+                <m:t>mean</m:t>
+              </m:r>
+              <m:r>
+                <m:rPr>
+                  <m:sty m:val="p"/>
+                </m:rPr>
+                <m:t>(</m:t>
+              </m:r>
+              <m:sSub>
+                <m:e>
+                  <m:r>
+                    <m:t>r</m:t>
+                  </m:r>
+                </m:e>
+                <m:sub>
+                  <m:r>
+                    <m:t>1</m:t>
+                  </m:r>
+                </m:sub>
+              </m:sSub>
+              <m:r>
+                <m:rPr>
+                  <m:sty m:val="p"/>
+                </m:rPr>
+                <m:t>,</m:t>
+              </m:r>
+              <m:r>
+                <m:rPr>
+                  <m:sty m:val="p"/>
+                </m:rPr>
+                <m:t>…</m:t>
+              </m:r>
+              <m:r>
+                <m:rPr>
+                  <m:sty m:val="p"/>
+                </m:rPr>
+                <m:t>,</m:t>
+              </m:r>
+              <m:sSub>
+                <m:e>
+                  <m:r>
+                    <m:t>r</m:t>
+                  </m:r>
+                </m:e>
+                <m:sub>
+                  <m:r>
+                    <m:t>G</m:t>
+                  </m:r>
+                </m:sub>
+              </m:sSub>
+              <m:r>
+                <m:rPr>
+                  <m:sty m:val="p"/>
+                </m:rPr>
+                <m:t>)</m:t>
+              </m:r>
+            </m:num>
+            <m:den>
+              <m:r>
+                <m:rPr>
+                  <m:sty m:val="p"/>
+                </m:rPr>
+                <m:t>std</m:t>
+              </m:r>
+              <m:r>
+                <m:rPr>
+                  <m:sty m:val="p"/>
+                </m:rPr>
+                <m:t>(</m:t>
+              </m:r>
+              <m:sSub>
+                <m:e>
+                  <m:r>
+                    <m:t>r</m:t>
+                  </m:r>
+                </m:e>
+                <m:sub>
+                  <m:r>
+                    <m:t>1</m:t>
+                  </m:r>
+                </m:sub>
+              </m:sSub>
+              <m:r>
+                <m:rPr>
+                  <m:sty m:val="p"/>
+                </m:rPr>
+                <m:t>,</m:t>
+              </m:r>
+              <m:r>
+                <m:rPr>
+                  <m:sty m:val="p"/>
+                </m:rPr>
+                <m:t>…</m:t>
+              </m:r>
+              <m:r>
+                <m:rPr>
+                  <m:sty m:val="p"/>
+                </m:rPr>
+                <m:t>,</m:t>
+              </m:r>
+              <m:sSub>
+                <m:e>
+                  <m:r>
+                    <m:t>r</m:t>
+                  </m:r>
+                </m:e>
+                <m:sub>
+                  <m:r>
+                    <m:t>G</m:t>
+                  </m:r>
+                </m:sub>
+              </m:sSub>
+              <m:r>
+                <m:rPr>
+                  <m:sty m:val="p"/>
+                </m:rPr>
+                <m:t>)</m:t>
+              </m:r>
+            </m:den>
+          </m:f>
+          <m:r>
+            <m:rPr>
+              <m:sty m:val="p"/>
+            </m:rPr>
+            <m:t>.</m:t>
+          </m:r>
+        </m:oMath>
+      </m:oMathPara>
+    </w:p>
+    <w:p>
+      <w:pPr>
+        <w:pStyle w:val="FirstParagraph"/>
+      </w:pPr>
+      <w:r>
+        <w:t xml:space="preserve">В отличие от token-level importance sampling в GRPO, GSPO применяет отношение правдоподобий на уровне всей последовательности, что снижает дисперсию градиента при длинных цепочках рассуждений. Коэффициент клиппирования при этом задаётся на два-три порядка меньше token-level значения (</w:t>
+      </w:r>
+      <m:oMath>
+        <m:r>
+          <m:t>ε</m:t>
+        </m:r>
+        <m:r>
+          <m:rPr>
+            <m:sty m:val="p"/>
+          </m:rPr>
+          <m:t>≈</m:t>
+        </m:r>
+        <m:r>
+          <m:t>3</m:t>
+        </m:r>
+        <m:r>
+          <m:rPr>
+            <m:sty m:val="p"/>
+          </m:rPr>
+          <m:t>⋅</m:t>
+        </m:r>
+        <m:sSup>
+          <m:e>
+            <m:r>
+              <m:t>10</m:t>
+            </m:r>
+          </m:e>
+          <m:sup>
+            <m:r>
+              <m:rPr>
+                <m:sty m:val="p"/>
+              </m:rPr>
+              <m:t>−</m:t>
+            </m:r>
+            <m:r>
+              <m:t>4</m:t>
+            </m:r>
+          </m:sup>
+        </m:sSup>
+      </m:oMath>
+      <w:r>
+        <w:t xml:space="preserve"> </w:t>
+      </w:r>
+      <w:r>
+        <w:t xml:space="preserve">против</w:t>
+      </w:r>
+      <w:r>
+        <w:t xml:space="preserve"> </w:t>
+      </w:r>
+      <m:oMath>
+        <m:r>
+          <m:t>0</m:t>
+        </m:r>
+        <m:r>
+          <m:rPr>
+            <m:sty m:val="p"/>
+          </m:rPr>
+          <m:t>,</m:t>
+        </m:r>
+        <m:r>
+          <m:t>2</m:t>
+        </m:r>
+      </m:oMath>
+      <w:r>
+        <w:t xml:space="preserve">).</w:t>
+      </w:r>
+    </w:p>
+    <w:p>
+      <w:pPr>
+        <w:pStyle w:val="a7"/>
+      </w:pPr>
+      <w:r>
+        <w:t xml:space="preserve">Награда формируется как взвешенная комбинация трёх компонентов с GDPO-нормировкой (decoupled-нормализация каждого компонента до взвешивания):</w:t>
+      </w:r>
+    </w:p>
+    <w:p>
+      <w:pPr>
+        <w:pStyle w:val="a7"/>
+      </w:pPr>
+      <m:oMathPara>
+        <m:oMathParaPr>
+          <m:jc m:val="center"/>
+        </m:oMathParaPr>
+        <m:oMath>
+          <m:r>
+            <m:t>R</m:t>
+          </m:r>
+          <m:r>
+            <m:rPr>
+              <m:sty m:val="p"/>
+            </m:rPr>
+            <m:t>=</m:t>
+          </m:r>
+          <m:r>
+            <m:t>0</m:t>
+          </m:r>
+          <m:r>
+            <m:rPr>
+              <m:sty m:val="p"/>
+            </m:rPr>
+            <m:t>,</m:t>
+          </m:r>
+          <m:r>
+            <m:t>7</m:t>
+          </m:r>
+          <m:r>
+            <m:rPr>
+              <m:sty m:val="p"/>
+            </m:rPr>
+            <m:t>⋅</m:t>
+          </m:r>
+          <m:sSub>
+            <m:e>
+              <m:r>
+                <m:t>r</m:t>
+              </m:r>
+            </m:e>
+            <m:sub>
+              <m:r>
+                <m:rPr>
+                  <m:nor/>
+                  <m:sty m:val="p"/>
+                </m:rPr>
+                <m:t>корр</m:t>
+              </m:r>
+            </m:sub>
+          </m:sSub>
+          <m:r>
+            <m:rPr>
+              <m:sty m:val="p"/>
+            </m:rPr>
+            <m:t>+</m:t>
+          </m:r>
+          <m:r>
+            <m:t>0</m:t>
+          </m:r>
+          <m:r>
+            <m:rPr>
+              <m:sty m:val="p"/>
+            </m:rPr>
+            <m:t>,</m:t>
+          </m:r>
+          <m:r>
+            <m:t>15</m:t>
+          </m:r>
+          <m:r>
+            <m:rPr>
+              <m:sty m:val="p"/>
+            </m:rPr>
+            <m:t>⋅</m:t>
+          </m:r>
+          <m:sSub>
+            <m:e>
+              <m:r>
+                <m:t>r</m:t>
+              </m:r>
+            </m:e>
+            <m:sub>
+              <m:r>
+                <m:rPr>
+                  <m:nor/>
+                  <m:sty m:val="p"/>
+                </m:rPr>
+                <m:t>форм</m:t>
+              </m:r>
+            </m:sub>
+          </m:sSub>
+          <m:r>
+            <m:rPr>
+              <m:sty m:val="p"/>
+            </m:rPr>
+            <m:t>+</m:t>
+          </m:r>
+          <m:r>
+            <m:t>0</m:t>
+          </m:r>
+          <m:r>
+            <m:rPr>
+              <m:sty m:val="p"/>
+            </m:rPr>
+            <m:t>,</m:t>
+          </m:r>
+          <m:r>
+            <m:t>15</m:t>
+          </m:r>
+          <m:r>
+            <m:rPr>
+              <m:sty m:val="p"/>
+            </m:rPr>
+            <m:t>⋅</m:t>
+          </m:r>
+          <m:sSub>
+            <m:e>
+              <m:r>
+                <m:t>r</m:t>
+              </m:r>
+            </m:e>
+            <m:sub>
+              <m:r>
+                <m:rPr>
+                  <m:nor/>
+                  <m:sty m:val="p"/>
+                </m:rPr>
+                <m:t>сокр</m:t>
+              </m:r>
+            </m:sub>
+          </m:sSub>
+          <m:r>
+            <m:rPr>
+              <m:sty m:val="p"/>
+            </m:rPr>
+            <m:t>,</m:t>
+          </m:r>
+        </m:oMath>
+      </m:oMathPara>
+    </w:p>
+    <w:p>
+      <w:pPr>
+        <w:pStyle w:val="FirstParagraph"/>
+      </w:pPr>
+      <w:r>
+        <w:t xml:space="preserve">где</w:t>
+      </w:r>
+      <w:r>
+        <w:t xml:space="preserve"> </w:t>
+      </w:r>
+      <m:oMath>
+        <m:sSub>
+          <m:e>
+            <m:r>
+              <m:t>r</m:t>
+            </m:r>
+          </m:e>
+          <m:sub>
+            <m:r>
+              <m:rPr>
+                <m:nor/>
+                <m:sty m:val="p"/>
+              </m:rPr>
+              <m:t>корр</m:t>
+            </m:r>
+          </m:sub>
+        </m:sSub>
+      </m:oMath>
+      <w:r>
+        <w:t xml:space="preserve"> </w:t>
+      </w:r>
+      <w:r>
+        <w:t xml:space="preserve">— бинарная корректность ответа (верификация средствами SymPy для математики и ChemPy для химии),</w:t>
+      </w:r>
+      <w:r>
+        <w:t xml:space="preserve"> </w:t>
+      </w:r>
+      <m:oMath>
+        <m:sSub>
+          <m:e>
+            <m:r>
+              <m:t>r</m:t>
+            </m:r>
+          </m:e>
+          <m:sub>
+            <m:r>
+              <m:rPr>
+                <m:nor/>
+                <m:sty m:val="p"/>
+              </m:rPr>
+              <m:t>форм</m:t>
+            </m:r>
+          </m:sub>
+        </m:sSub>
+      </m:oMath>
+      <w:r>
+        <w:t xml:space="preserve"> </w:t>
+      </w:r>
+      <w:r>
+        <w:t xml:space="preserve">— соответствие требуемому формату ответа,</w:t>
+      </w:r>
+      <w:r>
+        <w:t xml:space="preserve"> </w:t>
+      </w:r>
+      <m:oMath>
+        <m:sSub>
+          <m:e>
+            <m:r>
+              <m:t>r</m:t>
+            </m:r>
+          </m:e>
+          <m:sub>
+            <m:r>
+              <m:rPr>
+                <m:nor/>
+                <m:sty m:val="p"/>
+              </m:rPr>
+              <m:t>сокр</m:t>
+            </m:r>
+          </m:sub>
+        </m:sSub>
+      </m:oMath>
+      <w:r>
+        <w:t xml:space="preserve"> </w:t>
+      </w:r>
+      <w:r>
+        <w:t xml:space="preserve">— оценка сократического стиля (наличие наводящих вопросов вместо прямого решения).</w:t>
+      </w:r>
+    </w:p>
+    <w:p>
+      <w:pPr>
+        <w:pStyle w:val="a7"/>
+      </w:pPr>
+      <w:r>
+        <w:t xml:space="preserve">Ключевым компонентом стадии является</w:t>
+      </w:r>
+      <w:r>
+        <w:t xml:space="preserve"> </w:t>
+      </w:r>
       <w:r>
         <w:rPr>
-          <w:i/>
-          <w:color w:val="808080"/>
+          <w:b/>
+          <w:bCs/>
         </w:rPr>
-        <w:t>[7 оптимизаций, ThinkingBudgetProcessor, гиперпараметры — 3 стр.]</w:t>
+        <w:t xml:space="preserve">ThinkingBudgetProcessor</w:t>
+      </w:r>
+      <w:r>
+        <w:t xml:space="preserve"> </w:t>
+      </w:r>
+      <w:r>
+        <w:t xml:space="preserve">— процессор логитов (LogitsProcessor), гарантирующий завершение фазы рассуждения в пределах заданного бюджета</w:t>
+      </w:r>
+      <w:r>
+        <w:t xml:space="preserve"> </w:t>
+      </w:r>
+      <m:oMath>
+        <m:r>
+          <m:t>B</m:t>
+        </m:r>
+        <m:r>
+          <m:rPr>
+            <m:sty m:val="p"/>
+          </m:rPr>
+          <m:t>=</m:t>
+        </m:r>
+        <m:r>
+          <m:t>1500</m:t>
+        </m:r>
+      </m:oMath>
+      <w:r>
+        <w:t xml:space="preserve"> </w:t>
+      </w:r>
+      <w:r>
+        <w:t xml:space="preserve">токенов. При достижении</w:t>
+      </w:r>
+      <w:r>
+        <w:t xml:space="preserve"> </w:t>
+      </w:r>
+      <m:oMath>
+        <m:r>
+          <m:t>90</m:t>
+        </m:r>
+        <m:r>
+          <m:rPr>
+            <m:sty m:val="p"/>
+          </m:rPr>
+          <m:t>%</m:t>
+        </m:r>
+      </m:oMath>
+      <w:r>
+        <w:t xml:space="preserve"> </w:t>
+      </w:r>
+      <w:r>
+        <w:t xml:space="preserve">бюджета логит закрывающего токена</w:t>
+      </w:r>
+      <w:r>
+        <w:t xml:space="preserve"> </w:t>
+      </w:r>
+      <w:r>
+        <w:rPr>
+          <w:rStyle w:val="VerbatimChar"/>
+        </w:rPr>
+        <w:t xml:space="preserve">&lt;/think&gt;</w:t>
+      </w:r>
+      <w:r>
+        <w:t xml:space="preserve"> </w:t>
+      </w:r>
+      <w:r>
+        <w:t xml:space="preserve">усиливается на фиксированную величину (мягкое подталкивание):</w:t>
+      </w:r>
+    </w:p>
+    <w:p>
+      <w:pPr>
+        <w:pStyle w:val="a7"/>
+      </w:pPr>
+      <m:oMathPara>
+        <m:oMathParaPr>
+          <m:jc m:val="center"/>
+        </m:oMathParaPr>
+        <m:oMath>
+          <m:sSub>
+            <m:e>
+              <m:r>
+                <m:t>ℓ</m:t>
+              </m:r>
+            </m:e>
+            <m:sub>
+              <m:r>
+                <m:rPr>
+                  <m:sty m:val="p"/>
+                </m:rPr>
+                <m:t>⟨</m:t>
+              </m:r>
+              <m:r>
+                <m:rPr>
+                  <m:sty m:val="p"/>
+                </m:rPr>
+                <m:t>/</m:t>
+              </m:r>
+              <m:r>
+                <m:rPr>
+                  <m:nor/>
+                  <m:sty m:val="p"/>
+                </m:rPr>
+                <m:t>think</m:t>
+              </m:r>
+              <m:r>
+                <m:rPr>
+                  <m:sty m:val="p"/>
+                </m:rPr>
+                <m:t>⟩</m:t>
+              </m:r>
+            </m:sub>
+          </m:sSub>
+          <m:r>
+            <m:rPr>
+              <m:sty m:val="p"/>
+            </m:rPr>
+            <m:t>←</m:t>
+          </m:r>
+          <m:sSub>
+            <m:e>
+              <m:r>
+                <m:t>ℓ</m:t>
+              </m:r>
+            </m:e>
+            <m:sub>
+              <m:r>
+                <m:rPr>
+                  <m:sty m:val="p"/>
+                </m:rPr>
+                <m:t>⟨</m:t>
+              </m:r>
+              <m:r>
+                <m:rPr>
+                  <m:sty m:val="p"/>
+                </m:rPr>
+                <m:t>/</m:t>
+              </m:r>
+              <m:r>
+                <m:rPr>
+                  <m:nor/>
+                  <m:sty m:val="p"/>
+                </m:rPr>
+                <m:t>think</m:t>
+              </m:r>
+              <m:r>
+                <m:rPr>
+                  <m:sty m:val="p"/>
+                </m:rPr>
+                <m:t>⟩</m:t>
+              </m:r>
+            </m:sub>
+          </m:sSub>
+          <m:r>
+            <m:rPr>
+              <m:sty m:val="p"/>
+            </m:rPr>
+            <m:t>+</m:t>
+          </m:r>
+          <m:r>
+            <m:t>5</m:t>
+          </m:r>
+          <m:r>
+            <m:rPr>
+              <m:sty m:val="p"/>
+            </m:rPr>
+            <m:t>,</m:t>
+          </m:r>
+          <m:r>
+            <m:t>0</m:t>
+          </m:r>
+          <m:r>
+            <m:t> </m:t>
+          </m:r>
+          <m:r>
+            <m:rPr>
+              <m:nor/>
+              <m:sty m:val="p"/>
+            </m:rPr>
+            <m:t>при</m:t>
+          </m:r>
+          <m:r>
+            <m:t> </m:t>
+          </m:r>
+          <m:r>
+            <m:t>t</m:t>
+          </m:r>
+          <m:r>
+            <m:rPr>
+              <m:sty m:val="p"/>
+            </m:rPr>
+            <m:t>≥</m:t>
+          </m:r>
+          <m:r>
+            <m:t>0</m:t>
+          </m:r>
+          <m:r>
+            <m:rPr>
+              <m:sty m:val="p"/>
+            </m:rPr>
+            <m:t>,</m:t>
+          </m:r>
+          <m:r>
+            <m:t>9</m:t>
+          </m:r>
+          <m:r>
+            <m:t> </m:t>
+          </m:r>
+          <m:r>
+            <m:t>B</m:t>
+          </m:r>
+          <m:r>
+            <m:rPr>
+              <m:sty m:val="p"/>
+            </m:rPr>
+            <m:t>,</m:t>
+          </m:r>
+        </m:oMath>
+      </m:oMathPara>
+    </w:p>
+    <w:p>
+      <w:pPr>
+        <w:pStyle w:val="FirstParagraph"/>
+      </w:pPr>
+      <w:r>
+        <w:t xml:space="preserve">а при исчерпании бюджета (</w:t>
+      </w:r>
+      <m:oMath>
+        <m:r>
+          <m:t>t</m:t>
+        </m:r>
+        <m:r>
+          <m:rPr>
+            <m:sty m:val="p"/>
+          </m:rPr>
+          <m:t>≥</m:t>
+        </m:r>
+        <m:r>
+          <m:t>B</m:t>
+        </m:r>
+      </m:oMath>
+      <w:r>
+        <w:t xml:space="preserve">) логиты всех прочих токенов устанавливаются в</w:t>
+      </w:r>
+      <w:r>
+        <w:t xml:space="preserve"> </w:t>
+      </w:r>
+      <m:oMath>
+        <m:r>
+          <m:rPr>
+            <m:sty m:val="p"/>
+          </m:rPr>
+          <m:t>−</m:t>
+        </m:r>
+        <m:r>
+          <m:rPr>
+            <m:sty m:val="p"/>
+          </m:rPr>
+          <m:t>∞</m:t>
+        </m:r>
+      </m:oMath>
+      <w:r>
+        <w:t xml:space="preserve">, что принудительно завершает рассуждение. Это устраняет проблему неограниченной генерации, при которой</w:t>
+      </w:r>
+      <w:r>
+        <w:t xml:space="preserve"> </w:t>
+      </w:r>
+      <m:oMath>
+        <m:r>
+          <m:t>100</m:t>
+        </m:r>
+        <m:r>
+          <m:rPr>
+            <m:sty m:val="p"/>
+          </m:rPr>
+          <m:t>%</m:t>
+        </m:r>
+      </m:oMath>
+      <w:r>
+        <w:t xml:space="preserve"> </w:t>
+      </w:r>
+      <w:r>
+        <w:t xml:space="preserve">completions обрезались по максимальной длине и получали нулевую награду.</w:t>
+      </w:r>
+    </w:p>
+    <w:p>
+      <w:pPr>
+        <w:pStyle w:val="a7"/>
+      </w:pPr>
+      <w:r>
+        <w:t xml:space="preserve">Для преодоления нулевой дисперсии преимуществ при разреженной бинарной награде применяется дитеринг наград (reward dithering, ReDit): к каждой награде добавляется гауссов шум</w:t>
+      </w:r>
+    </w:p>
+    <w:p>
+      <w:pPr>
+        <w:pStyle w:val="a7"/>
+      </w:pPr>
+      <m:oMathPara>
+        <m:oMathParaPr>
+          <m:jc m:val="center"/>
+        </m:oMathParaPr>
+        <m:oMath>
+          <m:acc>
+            <m:accPr>
+              <m:chr m:val="̃"/>
+            </m:accPr>
+            <m:e>
+              <m:r>
+                <m:t>r</m:t>
+              </m:r>
+            </m:e>
+          </m:acc>
+          <m:r>
+            <m:rPr>
+              <m:sty m:val="p"/>
+            </m:rPr>
+            <m:t>=</m:t>
+          </m:r>
+          <m:r>
+            <m:t>r</m:t>
+          </m:r>
+          <m:r>
+            <m:rPr>
+              <m:sty m:val="p"/>
+            </m:rPr>
+            <m:t>+</m:t>
+          </m:r>
+          <m:r>
+            <m:t>ε</m:t>
+          </m:r>
+          <m:r>
+            <m:rPr>
+              <m:sty m:val="p"/>
+            </m:rPr>
+            <m:t>,</m:t>
+          </m:r>
+          <m:r>
+            <m:t> </m:t>
+          </m:r>
+          <m:r>
+            <m:t>ε</m:t>
+          </m:r>
+          <m:r>
+            <m:rPr>
+              <m:sty m:val="p"/>
+            </m:rPr>
+            <m:t>∼</m:t>
+          </m:r>
+          <m:r>
+            <m:rPr>
+              <m:scr m:val="script"/>
+              <m:sty m:val="p"/>
+            </m:rPr>
+            <m:t>N</m:t>
+          </m:r>
+          <m:r>
+            <m:rPr>
+              <m:sty m:val="p"/>
+            </m:rPr>
+            <m:t>(</m:t>
+          </m:r>
+          <m:r>
+            <m:t>0</m:t>
+          </m:r>
+          <m:r>
+            <m:rPr>
+              <m:sty m:val="p"/>
+            </m:rPr>
+            <m:t>;</m:t>
+          </m:r>
+          <m:r>
+            <m:t> </m:t>
+          </m:r>
+          <m:r>
+            <m:t>0</m:t>
+          </m:r>
+          <m:r>
+            <m:rPr>
+              <m:sty m:val="p"/>
+            </m:rPr>
+            <m:t>,</m:t>
+          </m:r>
+          <m:sSup>
+            <m:e>
+              <m:r>
+                <m:t>05</m:t>
+              </m:r>
+            </m:e>
+            <m:sup>
+              <m:r>
+                <m:t>2</m:t>
+              </m:r>
+            </m:sup>
+          </m:sSup>
+          <m:r>
+            <m:rPr>
+              <m:sty m:val="p"/>
+            </m:rPr>
+            <m:t>)</m:t>
+          </m:r>
+          <m:r>
+            <m:rPr>
+              <m:sty m:val="p"/>
+            </m:rPr>
+            <m:t>,</m:t>
+          </m:r>
+        </m:oMath>
+      </m:oMathPara>
+    </w:p>
+    <w:p>
+      <w:pPr>
+        <w:pStyle w:val="FirstParagraph"/>
+      </w:pPr>
+      <w:r>
+        <w:t xml:space="preserve">что формирует непрерывный ландшафт и обеспечивает ненулевой градиент даже для групп с одинаковой исходной наградой.</w:t>
+      </w:r>
+    </w:p>
+    <w:p>
+      <w:pPr>
+        <w:pStyle w:val="a7"/>
+      </w:pPr>
+      <w:r>
+        <w:t xml:space="preserve">Гиперпараметры стадии: адаптеры LoRA ранга</w:t>
+      </w:r>
+      <w:r>
+        <w:t xml:space="preserve"> </w:t>
+      </w:r>
+      <m:oMath>
+        <m:r>
+          <m:t>r</m:t>
+        </m:r>
+        <m:r>
+          <m:rPr>
+            <m:sty m:val="p"/>
+          </m:rPr>
+          <m:t>=</m:t>
+        </m:r>
+        <m:r>
+          <m:t>16</m:t>
+        </m:r>
+      </m:oMath>
+      <w:r>
+        <w:t xml:space="preserve"> </w:t>
+      </w:r>
+      <w:r>
+        <w:t xml:space="preserve">и</w:t>
+      </w:r>
+      <w:r>
+        <w:t xml:space="preserve"> </w:t>
+      </w:r>
+      <m:oMath>
+        <m:r>
+          <m:t>α</m:t>
+        </m:r>
+        <m:r>
+          <m:rPr>
+            <m:sty m:val="p"/>
+          </m:rPr>
+          <m:t>=</m:t>
+        </m:r>
+        <m:r>
+          <m:t>32</m:t>
+        </m:r>
+      </m:oMath>
+      <w:r>
+        <w:t xml:space="preserve">, скорость обучения</w:t>
+      </w:r>
+      <w:r>
+        <w:t xml:space="preserve"> </w:t>
+      </w:r>
+      <m:oMath>
+        <m:r>
+          <m:t>5</m:t>
+        </m:r>
+        <m:r>
+          <m:rPr>
+            <m:sty m:val="p"/>
+          </m:rPr>
+          <m:t>⋅</m:t>
+        </m:r>
+        <m:sSup>
+          <m:e>
+            <m:r>
+              <m:t>10</m:t>
+            </m:r>
+          </m:e>
+          <m:sup>
+            <m:r>
+              <m:rPr>
+                <m:sty m:val="p"/>
+              </m:rPr>
+              <m:t>−</m:t>
+            </m:r>
+            <m:r>
+              <m:t>7</m:t>
+            </m:r>
+          </m:sup>
+        </m:sSup>
+      </m:oMath>
+      <w:r>
+        <w:t xml:space="preserve">, размер группы</w:t>
+      </w:r>
+      <w:r>
+        <w:t xml:space="preserve"> </w:t>
+      </w:r>
+      <m:oMath>
+        <m:r>
+          <m:t>G</m:t>
+        </m:r>
+        <m:r>
+          <m:rPr>
+            <m:sty m:val="p"/>
+          </m:rPr>
+          <m:t>=</m:t>
+        </m:r>
+        <m:r>
+          <m:t>8</m:t>
+        </m:r>
+      </m:oMath>
+      <w:r>
+        <w:t xml:space="preserve">, максимальная длина completion 2048 токенов, бюджет рассуждения 1500 токенов. Чекпойнт стадии публикуется в репозитории HuggingFace Hub</w:t>
+      </w:r>
+      <w:r>
+        <w:t xml:space="preserve"> </w:t>
+      </w:r>
+      <w:r>
+        <w:rPr>
+          <w:rStyle w:val="VerbatimChar"/>
+        </w:rPr>
+        <w:t xml:space="preserve">Siesher/mits-qwen3-9b-gspo</w:t>
+      </w:r>
+      <w:r>
+        <w:t xml:space="preserve">.</w:t>
       </w:r>
     </w:p>
     <w:p>

--- a/docs/diploma/ВКР_Сухацкий_2026.docx
+++ b/docs/diploma/ВКР_Сухацкий_2026.docx
@@ -1278,7 +1278,7 @@
     <w:p>
       <w:pPr/>
       <w:r>
-        <w:t>Расчётно-пояснительная записка на TODO[meta] страницах, TODO[meta] рисунках, TODO[meta] таблицах.</w:t>
+        <w:t>Расчётно-пояснительная записка на 70 страницах, 14 рисунках, 34 таблицах.</w:t>
       </w:r>
     </w:p>
     <w:p>
@@ -6220,10 +6220,7 @@
         <w:t xml:space="preserve">Dr. GRPO</w:t>
       </w:r>
       <w:r>
-        <w:t xml:space="preserve"> </w:t>
-      </w:r>
-      <w:r>
-        <w:t xml:space="preserve">[14]: константная нормировка длины вместо стандартной, устраняющая смещение в пользу коротких completions;</w:t>
+        <w:t xml:space="preserve">: константная нормировка длины вместо стандартной, устраняющая смещение в пользу коротких completions;</w:t>
       </w:r>
     </w:p>
     <w:p>
@@ -7968,7 +7965,7 @@
         <w:t xml:space="preserve"> </w:t>
       </w:r>
       <w:r>
-        <w:t xml:space="preserve">число обучаемых параметров составляет около 0,1–0,5% от общего числа параметров модели, что делает RL-обучение на GPU A100 80 ГБ практически осуществимым. Согласно [28] и дополнительным экспериментам Tina [11], ранг</w:t>
+        <w:t xml:space="preserve">число обучаемых параметров составляет около 0,1–0,5% от общего числа параметров модели, что делает RL-обучение на GPU A100 80 ГБ практически осуществимым. Согласно [28], ранг</w:t>
       </w:r>
       <w:r>
         <w:t xml:space="preserve"> </w:t>
@@ -10631,7 +10628,7 @@
         <w:t xml:space="preserve"> </w:t>
       </w:r>
       <w:r>
-        <w:t xml:space="preserve">при работе на локальном оборудовании пользователя. Данный порог обоснован исследованиями в области взаимодействия человека с компьютером: задержка свыше 3 с разрушает восприятие диалога как непрерывного [9]. Требование достигается за счёт GGUF-квантизации модели (Q4_K_M через Ollama) и оптимизированного KV-кеша (TurboQuant turbo3, –parallel 3).</w:t>
+        <w:t xml:space="preserve">при работе на локальном оборудовании пользователя. Данный порог обоснован исследованиями в области взаимодействия человека с компьютером: задержка свыше 3 с разрушает восприятие диалога как непрерывного. Требование достигается за счёт GGUF-квантизации модели (Q4_K_M через Ollama) и оптимизированного KV-кеша (TurboQuant turbo3, –parallel 3).</w:t>
       </w:r>
     </w:p>
     <w:p>
@@ -23450,22 +23447,7 @@
         <w:t xml:space="preserve">Результат</w:t>
       </w:r>
       <w:r>
-        <w:t xml:space="preserve">:</w:t>
-      </w:r>
-      <w:r>
-        <w:t xml:space="preserve"> </w:t>
-      </w:r>
-      <w:r>
-        <w:rPr>
-          <w:rStyle w:val="VerbatimChar"/>
-        </w:rPr>
-        <w:t xml:space="preserve">TODO[V-STaR-final]</w:t>
-      </w:r>
-      <w:r>
-        <w:t xml:space="preserve"> </w:t>
-      </w:r>
-      <w:r>
-        <w:t xml:space="preserve">(сбор данных ведётся).</w:t>
+        <w:t xml:space="preserve">: данные в процессе получения — обучение Stage 4 завершается на 84 composite-парах (yield-анализ представлен в разделе 4.7).</w:t>
       </w:r>
     </w:p>
     <w:bookmarkEnd w:id="97"/>
@@ -23821,7 +23803,7 @@
               <w:pStyle w:val="Compact"/>
             </w:pPr>
             <w:r>
-              <w:t xml:space="preserve">TODO</w:t>
+              <w:t xml:space="preserve">—</w:t>
             </w:r>
           </w:p>
         </w:tc>
@@ -40144,16 +40126,7 @@
         <w:pStyle w:val="a7"/>
       </w:pPr>
       <w:r>
-        <w:t xml:space="preserve">Результаты финального прогона стадии (</w:t>
-      </w:r>
-      <w:r>
-        <w:rPr>
-          <w:rStyle w:val="VerbatimChar"/>
-        </w:rPr>
-        <w:t xml:space="preserve">TODO[V-STaR-final]</w:t>
-      </w:r>
-      <w:r>
-        <w:t xml:space="preserve">) будут добавлены после завершения обучения. Промежуточный анализ на sanity-подмножестве подтверждает ожидаемую тенденцию: прирост на hard-задачах при отсутствии деградации на easy/medium.</w:t>
+        <w:t xml:space="preserve">Результаты финального прогона стадии будут получены по завершении обучения Stage 4 на 84 composite-парах. Промежуточный анализ на sanity-подмножестве подтверждает ожидаемую тенденцию: прирост на hard-задачах при отсутствии деградации на easy/medium.</w:t>
       </w:r>
     </w:p>
     <w:bookmarkEnd w:id="96"/>
@@ -43651,7 +43624,7 @@
         <w:t xml:space="preserve"> </w:t>
       </w:r>
       <w:r>
-        <w:t xml:space="preserve">(доля отсечённых completions) — процент генераций, прерванных по достижению лимита длины без завершения thinking-блока; до применения ThinkingBudgetProcessor [34] составлял</w:t>
+        <w:t xml:space="preserve">(доля отсечённых completions) — процент генераций, прерванных по достижению лимита длины без завершения thinking-блока; до применения ThinkingBudgetProcessor (разд. 3.5) составлял</w:t>
       </w:r>
       <w:r>
         <w:t xml:space="preserve"> </w:t>
@@ -45034,10 +45007,7 @@
               <w:pStyle w:val="Compact"/>
             </w:pPr>
             <w:r>
-              <w:rPr>
-                <w:rStyle w:val="VerbatimChar"/>
-              </w:rPr>
-              <w:t xml:space="preserve">TODO[V-STaR-final]</w:t>
+              <w:t xml:space="preserve">—</w:t>
             </w:r>
           </w:p>
         </w:tc>
@@ -45116,10 +45086,7 @@
               <w:pStyle w:val="Compact"/>
             </w:pPr>
             <w:r>
-              <w:rPr>
-                <w:rStyle w:val="VerbatimChar"/>
-              </w:rPr>
-              <w:t xml:space="preserve">TODO[V-STaR-final]</w:t>
+              <w:t xml:space="preserve">—</w:t>
             </w:r>
           </w:p>
         </w:tc>
@@ -45198,10 +45165,7 @@
               <w:pStyle w:val="Compact"/>
             </w:pPr>
             <w:r>
-              <w:rPr>
-                <w:rStyle w:val="VerbatimChar"/>
-              </w:rPr>
-              <w:t xml:space="preserve">TODO[V-STaR-final]</w:t>
+              <w:t xml:space="preserve">—</w:t>
             </w:r>
           </w:p>
         </w:tc>
@@ -45280,10 +45244,7 @@
               <w:pStyle w:val="Compact"/>
             </w:pPr>
             <w:r>
-              <w:rPr>
-                <w:rStyle w:val="VerbatimChar"/>
-              </w:rPr>
-              <w:t xml:space="preserve">TODO[V-STaR-final]</w:t>
+              <w:t xml:space="preserve">—</w:t>
             </w:r>
           </w:p>
         </w:tc>
@@ -45362,10 +45323,7 @@
               <w:pStyle w:val="Compact"/>
             </w:pPr>
             <w:r>
-              <w:rPr>
-                <w:rStyle w:val="VerbatimChar"/>
-              </w:rPr>
-              <w:t xml:space="preserve">TODO[V-STaR-final]</w:t>
+              <w:t xml:space="preserve">—</w:t>
             </w:r>
           </w:p>
         </w:tc>
@@ -45465,11 +45423,10 @@
             </w:pPr>
             <w:r>
               <w:rPr>
-                <w:rStyle w:val="VerbatimChar"/>
                 <w:b/>
                 <w:bCs/>
               </w:rPr>
-              <w:t xml:space="preserve">TODO[V-STaR-final]</w:t>
+              <w:t xml:space="preserve">—</w:t>
             </w:r>
           </w:p>
         </w:tc>
@@ -45490,6 +45447,18 @@
         </w:tc>
       </w:tr>
     </w:tbl>
+    <w:p>
+      <w:pPr>
+        <w:pStyle w:val="a7"/>
+      </w:pPr>
+      <w:r>
+        <w:rPr>
+          <w:i/>
+          <w:iCs/>
+        </w:rPr>
+        <w:t xml:space="preserve">Прочерк — стадия V-STaR-DPO находится в процессе обучения; результаты будут включены в финальную версию.</w:t>
+      </w:r>
+    </w:p>
     <w:p>
       <w:pPr>
         <w:pStyle w:val="a7"/>
@@ -46191,19 +46160,7 @@
         <w:pStyle w:val="a7"/>
       </w:pPr>
       <w:r>
-        <w:t xml:space="preserve">Итоговая точность V-STaR-DPO:</w:t>
-      </w:r>
-      <w:r>
-        <w:t xml:space="preserve"> </w:t>
-      </w:r>
-      <w:r>
-        <w:rPr>
-          <w:rStyle w:val="VerbatimChar"/>
-        </w:rPr>
-        <w:t xml:space="preserve">TODO[V-STaR-final]</w:t>
-      </w:r>
-      <w:r>
-        <w:t xml:space="preserve">.</w:t>
+        <w:t xml:space="preserve">Итоговая точность V-STaR-DPO будет получена по завершении обучения Stage 4 на 84 composite-парах; данные находятся в процессе сбора.</w:t>
       </w:r>
     </w:p>
     <w:bookmarkEnd w:id="97"/>
@@ -46522,7 +46479,7 @@
                       <m:nor/>
                       <m:sty m:val="p"/>
                     </m:rPr>
-                    <m:t>TODO</m:t>
+                    <m:t>в разработке</m:t>
                   </m:r>
                 </m:e>
                 <m:lim>
@@ -52995,19 +52952,7 @@
         <w:pStyle w:val="a7"/>
       </w:pPr>
       <w:r>
-        <w:t xml:space="preserve">Итоговые результаты DPO-обучения на composite-парах и оценка на бенчмарке:</w:t>
-      </w:r>
-      <w:r>
-        <w:t xml:space="preserve"> </w:t>
-      </w:r>
-      <w:r>
-        <w:rPr>
-          <w:rStyle w:val="VerbatimChar"/>
-        </w:rPr>
-        <w:t xml:space="preserve">TODO[V-STaR-final]</w:t>
-      </w:r>
-      <w:r>
-        <w:t xml:space="preserve">.</w:t>
+        <w:t xml:space="preserve">Итоговые результаты DPO-обучения на composite-парах и оценка на бенчмарке будут получены по завершении обучения Stage 4 и включены в финальную версию работы.</w:t>
       </w:r>
     </w:p>
     <w:bookmarkEnd w:id="99"/>
@@ -53836,16 +53781,7 @@
         <w:t xml:space="preserve">V-STaR-DPO на стадии разработки</w:t>
       </w:r>
       <w:r>
-        <w:t xml:space="preserve">: четвёртая стадия пайплайна (Phase 019) всё ещё завершает обучение на full run. Результаты этого этапа (</w:t>
-      </w:r>
-      <w:r>
-        <w:rPr>
-          <w:rStyle w:val="VerbatimChar"/>
-        </w:rPr>
-        <w:t xml:space="preserve">TODO[V-STaR-final]</w:t>
-      </w:r>
-      <w:r>
-        <w:t xml:space="preserve">) будут интегрированы в финальное издание, но ожидается дополнительный прирост точности за счёт composite scoring.</w:t>
+        <w:t xml:space="preserve">: четвёртая стадия пайплайна (Phase 019) всё ещё завершает обучение на full run. Результаты этого этапа будут интегрированы в финальное издание по завершении обучения на 84 composite-парах; ожидается дополнительный прирост точности за счёт composite scoring.</w:t>
       </w:r>
     </w:p>
     <w:bookmarkEnd w:id="95"/>
